--- a/multi_agent_lit_review/review_paper_draft.docx
+++ b/multi_agent_lit_review/review_paper_draft.docx
@@ -43,7 +43,7 @@
     </w:p>
     <w:p>
       <w:r>
-        <w:t>This review synthesizes modern literature at the intersection of Agentic AI, Autonomous Mathematical Discovery, and Ordinary Differential Equation (ODE) formulation, with an emphasis on dynamical and ecological systems such as Predator–Prey and Lotka–Volterra population dynamics. Based on a validated literature corpus of 50 papers, we classify existing frameworks into direct LLM modeling agents, methodological dynamical systems tools, and adjacent autonomous control architectures.</w:t>
+        <w:t>This review synthesizes modern literature at the intersection of Agentic AI, Autonomous Mathematical Discovery, and Ordinary Differential Equation (ODE) formulation, with an emphasis on dynamical and ecological systems such as Predator–Prey and Lotka–Volterra population dynamics. Based on a validated literature corpus of 47 papers, we classify existing frameworks into direct LLM modeling agents, methodological dynamical systems tools, and adjacent autonomous control architectures.</w:t>
       </w:r>
     </w:p>
     <w:p>
@@ -254,7 +254,7 @@
         <w:spacing w:before="240" w:after="120"/>
       </w:pPr>
       <w:r>
-        <w:t>2.2 Direct Research Frameworks (N=4)</w:t>
+        <w:t>2.2 Direct Research Frameworks (N=3)</w:t>
       </w:r>
     </w:p>
     <w:p>
@@ -310,28 +310,11 @@
     </w:p>
     <w:p>
       <w:pPr>
-        <w:pStyle w:val="ListBullet"/>
-      </w:pPr>
-      <w:r>
-        <w:rPr>
-          <w:b/>
-        </w:rPr>
-        <w:t xml:space="preserve">An LLM-enhanced Agent-Based Model of a Sustainability Game </w:t>
-      </w:r>
-      <w:r>
-        <w:t xml:space="preserve">(Bertolotti F., 2025). </w:t>
-      </w:r>
-      <w:r>
-        <w:t>An LLM-enhanced Agent-Based Model of a Sustainability Game......</w:t>
-      </w:r>
-    </w:p>
-    <w:p>
-      <w:pPr>
         <w:pStyle w:val="Heading2"/>
         <w:spacing w:before="240" w:after="120"/>
       </w:pPr>
       <w:r>
-        <w:t>2.3 Methodological Research Frameworks (N=33)</w:t>
+        <w:t>2.3 Methodological Research Frameworks (N=32)</w:t>
       </w:r>
     </w:p>
     <w:p>
@@ -502,32 +485,6 @@
       </w:r>
       <w:r>
         <w:t>Artificial Intelligence learning based on proportional navigation guidance......</w:t>
-      </w:r>
-    </w:p>
-    <w:p>
-      <w:pPr>
-        <w:pStyle w:val="Heading2"/>
-        <w:spacing w:before="240" w:after="120"/>
-      </w:pPr>
-      <w:r>
-        <w:t>2.4 General Literature Research Frameworks (N=1)</w:t>
-      </w:r>
-    </w:p>
-    <w:p>
-      <w:pPr>
-        <w:pStyle w:val="ListBullet"/>
-      </w:pPr>
-      <w:r>
-        <w:rPr>
-          <w:b/>
-        </w:rPr>
-        <w:t xml:space="preserve">Extended Abstract: Explainable Agency in Ad hoc Collaboration between Humans and Embodied AI </w:t>
-      </w:r>
-      <w:r>
-        <w:t xml:space="preserve">(Dodampegama H., 2026). </w:t>
-      </w:r>
-      <w:r>
-        <w:t>Extended Abstract: Explainable Agency in Ad hoc Collaboration between Humans and Embodied AI......</w:t>
       </w:r>
     </w:p>
     <w:p>
